--- a/public/Lich_Su_Prompt_Va_Output.docx
+++ b/public/Lich_Su_Prompt_Va_Output.docx
@@ -5,16 +5,16 @@
     <w:p>
       <w:pPr>
         <w:pStyle w:val="Heading1"/>
-        <w:spacing w:after="120" w:before="100"/>
+        <w:spacing w:after="100" w:before="100"/>
         <w:jc w:val="center"/>
       </w:pPr>
       <w:r>
-        <w:t xml:space="preserve">HỒ SƠ TỔNG HỢP LỊCH SỬ PROMPT VÀ OUTPUT PHẢN HỒI AI</w:t>
-      </w:r>
-    </w:p>
-    <w:p>
-      <w:pPr>
-        <w:spacing w:after="360"/>
+        <w:t xml:space="preserve">TOÀN BỘ LỊCH SỬ PROMPT INPUT VÀ OUTPUT TRẢ LỜI</w:t>
+      </w:r>
+    </w:p>
+    <w:p>
+      <w:pPr>
+        <w:spacing w:after="300"/>
         <w:jc w:val="center"/>
       </w:pPr>
       <w:r>
@@ -25,81 +25,124 @@
           <w:sz w:val="22"/>
           <w:szCs w:val="22"/>
         </w:rPr>
-        <w:t xml:space="preserve">Dự án: The Shine Fitness &amp; Yoga Applet System</w:t>
+        <w:t xml:space="preserve">Dự án: The Shine Fitness &amp; Yoga - Nhật Ký Lịch Sử Tương Tác Chi Tiết</w:t>
       </w:r>
     </w:p>
     <w:p>
       <w:pPr>
         <w:pStyle w:val="Heading2"/>
-        <w:spacing w:after="140" w:before="280"/>
-      </w:pPr>
-      <w:r>
-        <w:t xml:space="preserve">PHẦN 1: TỐI ƯU GIAO DIỆN &amp; VÁ LỖI TƯƠNG TÁC MODAL (UI/UX FIX)</w:t>
-      </w:r>
-    </w:p>
-    <w:p>
-      <w:pPr>
-        <w:spacing w:after="80" w:before="120"/>
+        <w:spacing w:after="120" w:before="260"/>
+      </w:pPr>
+      <w:r>
+        <w:t xml:space="preserve">LẦN YÊU CẦU 1: XỬ LÝ LỖI KHÓA INPUT &amp; KẸT MODAL (UI / UX FIX)</w:t>
+      </w:r>
+    </w:p>
+    <w:p>
+      <w:pPr>
+        <w:spacing w:after="60" w:before="100"/>
       </w:pPr>
       <w:r>
         <w:rPr>
           <w:b/>
           <w:bCs/>
           <w:color w:val="EA580C"/>
-          <w:sz w:val="24"/>
-          <w:szCs w:val="24"/>
-        </w:rPr>
-        <w:t xml:space="preserve">📥 [PROMPT] NỘI DUNG YÊU CẦU CỦA NGUỜI DÙNG:</w:t>
-      </w:r>
-    </w:p>
-    <w:p>
-      <w:pPr>
-        <w:spacing w:after="40"/>
-        <w:ind w:left="240"/>
-      </w:pPr>
-      <w:r>
-        <w:rPr>
-          <w:i/>
-          <w:iCs/>
-          <w:color w:val="334155"/>
-          <w:sz w:val="21"/>
-          <w:szCs w:val="21"/>
-        </w:rPr>
-        <w:t xml:space="preserve">Kiểm tra và sửa lỗi: Khóa input / không phản hồi sau cú click đầu tiên trên giao diện Modal (AuthModal, RegistrationModal, MemberPortalModal) và các nút bấm nổi.</w:t>
-      </w:r>
-    </w:p>
-    <w:p>
-      <w:pPr>
-        <w:spacing w:after="60"/>
-      </w:pPr>
-    </w:p>
-    <w:p>
-      <w:pPr>
-        <w:spacing w:after="80" w:before="160"/>
+          <w:sz w:val="23"/>
+          <w:szCs w:val="23"/>
+        </w:rPr>
+        <w:t xml:space="preserve">📌 PROMPT INPUT (YÊU CẦU TỪ NGUỜI DÙNG):</w:t>
+      </w:r>
+    </w:p>
+    <w:p>
+      <w:pPr>
+        <w:spacing w:after="40"/>
+        <w:ind w:left="240"/>
+      </w:pPr>
+      <w:r>
+        <w:rPr>
+          <w:i/>
+          <w:iCs/>
+          <w:color w:val="1E293B"/>
+          <w:sz w:val="21"/>
+          <w:szCs w:val="21"/>
+        </w:rPr>
+        <w:t xml:space="preserve">[BÁO LỖI &amp; YÊU CẦU TỪ NGUỜI DÙNG]</w:t>
+      </w:r>
+    </w:p>
+    <w:p>
+      <w:pPr>
+        <w:spacing w:after="40"/>
+        <w:ind w:left="240"/>
+      </w:pPr>
+      <w:r>
+        <w:rPr>
+          <w:i/>
+          <w:iCs/>
+          <w:color w:val="1E293B"/>
+          <w:sz w:val="21"/>
+          <w:szCs w:val="21"/>
+        </w:rPr>
+        <w:t xml:space="preserve">Sự cố: Giao diện ứng dụng bị "khóa" input, không phản hồi sau cú click đầu tiên trên các Modal (AuthModal, RegistrationModal, MemberPortalModal) và các thanh nút nổi trên giao diện.</w:t>
+      </w:r>
+    </w:p>
+    <w:p>
+      <w:pPr>
+        <w:spacing w:after="40"/>
+        <w:ind w:left="240"/>
+      </w:pPr>
+      <w:r>
+        <w:rPr>
+          <w:i/>
+          <w:iCs/>
+          <w:color w:val="1E293B"/>
+          <w:sz w:val="21"/>
+          <w:szCs w:val="21"/>
+        </w:rPr>
+        <w:t xml:space="preserve"/>
+      </w:r>
+    </w:p>
+    <w:p>
+      <w:pPr>
+        <w:spacing w:after="40"/>
+        <w:ind w:left="240"/>
+      </w:pPr>
+      <w:r>
+        <w:rPr>
+          <w:i/>
+          <w:iCs/>
+          <w:color w:val="1E293B"/>
+          <w:sz w:val="21"/>
+          <w:szCs w:val="21"/>
+        </w:rPr>
+        <w:t xml:space="preserve">Yêu cầu: Phân tích nguyên nhân kỹ thuật và khắc phục triệt đễ hiện tượng kẹt tương tác, đè z-index và lỗi cuộn trang.</w:t>
+      </w:r>
+    </w:p>
+    <w:p>
+      <w:pPr>
+        <w:spacing w:after="60" w:before="160"/>
       </w:pPr>
       <w:r>
         <w:rPr>
           <w:b/>
           <w:bCs/>
           <w:color w:val="0284C7"/>
-          <w:sz w:val="24"/>
-          <w:szCs w:val="24"/>
-        </w:rPr>
-        <w:t xml:space="preserve">📤 [OUTPUT] NỘI DUNG KẾT QUẢ &amp; CÂU TRẢ LỜI CỦA AI:</w:t>
-      </w:r>
-    </w:p>
-    <w:p>
-      <w:pPr>
-        <w:spacing w:after="40"/>
-        <w:ind w:left="240"/>
-      </w:pPr>
-      <w:r>
-        <w:rPr>
-          <w:color w:val="0F172A"/>
-          <w:sz w:val="21"/>
-          <w:szCs w:val="21"/>
-        </w:rPr>
-        <w:t xml:space="preserve">Tôi đã phân tích chính xác nguyên nhân và tiến hành khắc phục triệt để hiện tượng bị "khóa" input / phản hồi sau cú click đầu tiên:</w:t>
+          <w:sz w:val="23"/>
+          <w:szCs w:val="23"/>
+        </w:rPr>
+        <w:t xml:space="preserve">💬 OUTPUT PHẢN HỒI (CÂU TRẢ LỜI CỦA AI):</w:t>
+      </w:r>
+    </w:p>
+    <w:p>
+      <w:pPr>
+        <w:spacing w:after="40"/>
+        <w:ind w:left="240"/>
+      </w:pPr>
+      <w:r>
+        <w:rPr>
+          <w:color w:val="0F172A"/>
+          <w:sz w:val="21"/>
+          <w:szCs w:val="21"/>
+        </w:rPr>
+        <w:t xml:space="preserve">Tôi đã phân tích chính xác nguyên nhân và tiến hành khắc phục triệt đễ hiện tượng bị "khóa" input / phản hồi sau cú click đầu tiên:</w:t>
       </w:r>
     </w:p>
     <w:p>
@@ -141,35 +184,35 @@
           <w:sz w:val="21"/>
           <w:szCs w:val="21"/>
         </w:rPr>
-        <w:t xml:space="preserve">1. Trùng lặp khung cuộn (Nested Overflow Locking): Container ngoài cùng và hộp modal bên trong trước đó đều khai báo overflow-y-auto, khiến trình duyệt trong môi trường iFrame preview tạo ra lớp scrollbar/pointer overlay lồng nhau, dẫn tới việc giữ nguyên vị trí bắt sự kiện (pointer capture) sau cú click đầu tiên.</w:t>
-      </w:r>
-    </w:p>
-    <w:p>
-      <w:pPr>
-        <w:spacing w:after="40"/>
-        <w:ind w:left="240"/>
-      </w:pPr>
-      <w:r>
-        <w:rPr>
-          <w:color w:val="0F172A"/>
-          <w:sz w:val="21"/>
-          <w:szCs w:val="21"/>
-        </w:rPr>
-        <w:t xml:space="preserve">2. Xung đột Z-Index &amp; Element nổi: Modal đăng nhập sử dụng z-50, ngang hàng với các thanh nút nổi (Floating Social Bar, Mobile CTA) và thấp hơn ScrollProgress (z-60). Do được render sau trong DOM, các vùng bắt sự kiện của các thanh này có thể đè lên modal.</w:t>
-      </w:r>
-    </w:p>
-    <w:p>
-      <w:pPr>
-        <w:spacing w:after="40"/>
-        <w:ind w:left="240"/>
-      </w:pPr>
-      <w:r>
-        <w:rPr>
-          <w:color w:val="0F172A"/>
-          <w:sz w:val="21"/>
-          <w:szCs w:val="21"/>
-        </w:rPr>
-        <w:t xml:space="preserve">3. Chưa có cơ chế Reset State khi mở lại: Thiếu useEffect tự động reset trạng thái tab &amp; trạng thái chờ (loading) mỗi khi modal mở lên.</w:t>
+        <w:t xml:space="preserve">1. **Trùng lặp khung cuộn (Nested Overflow Locking)**: Container ngoài cùng và hộp modal bên trong trước đó đều khai báo overflow-y-auto, khiến trình duyệt trong môi trường iFrame preview tạo ra lớp scrollbar/pointer overlay lồng nhau, dẫn tới việc giữ nguyên vị trí bắt sự kiện (pointer capture) sau cú click đầu tiên.</w:t>
+      </w:r>
+    </w:p>
+    <w:p>
+      <w:pPr>
+        <w:spacing w:after="40"/>
+        <w:ind w:left="240"/>
+      </w:pPr>
+      <w:r>
+        <w:rPr>
+          <w:color w:val="0F172A"/>
+          <w:sz w:val="21"/>
+          <w:szCs w:val="21"/>
+        </w:rPr>
+        <w:t xml:space="preserve">2. **Xung đột Z-Index &amp; Element nổi**: Modal đăng nhập sử dụng z-50, ngang hàng với các thanh nút nổi (Floating Social Bar, Mobile CTA) và thấp hơn ScrollProgress (z-60). Do được render sau trong DOM, các vùng bắt sự kiện của các thanh này có thể đè lên modal.</w:t>
+      </w:r>
+    </w:p>
+    <w:p>
+      <w:pPr>
+        <w:spacing w:after="40"/>
+        <w:ind w:left="240"/>
+      </w:pPr>
+      <w:r>
+        <w:rPr>
+          <w:color w:val="0F172A"/>
+          <w:sz w:val="21"/>
+          <w:szCs w:val="21"/>
+        </w:rPr>
+        <w:t xml:space="preserve">3. **Chưa có cơ chế Reset State khi mở lại**: Thiếu useEffect tự động reset trạng thái tab &amp; trạng thái chờ (loading) mỗi khi modal mở lên.</w:t>
       </w:r>
     </w:p>
     <w:p>
@@ -253,7 +296,7 @@
           <w:sz w:val="21"/>
           <w:szCs w:val="21"/>
         </w:rPr>
-        <w:t xml:space="preserve">- AuthModal (src/components/AuthModal.tsx):</w:t>
+        <w:t xml:space="preserve">- **AuthModal (src/components/AuthModal.tsx)**:</w:t>
       </w:r>
     </w:p>
     <w:p>
@@ -337,7 +380,7 @@
           <w:sz w:val="21"/>
           <w:szCs w:val="21"/>
         </w:rPr>
-        <w:t xml:space="preserve">- Đồng bộ toàn bộ các Modal khác (RegistrationModal, MemberPortalModal, VideoModal, BlogSection):</w:t>
+        <w:t xml:space="preserve">- **Đồng bộ toàn bộ các Modal khác (RegistrationModal, MemberPortalModal, VideoModal, BlogSection)**:</w:t>
       </w:r>
     </w:p>
     <w:p>
@@ -379,7 +422,7 @@
           <w:sz w:val="21"/>
           <w:szCs w:val="21"/>
         </w:rPr>
-        <w:t xml:space="preserve">- Thanh Công Cụ Nổi (src/App.tsx &amp; ScrollProgress.tsx):</w:t>
+        <w:t xml:space="preserve">- **Thanh Công Cụ Nổi (src/App.tsx &amp; ScrollProgress.tsx)**:</w:t>
       </w:r>
     </w:p>
     <w:p>
@@ -417,45 +460,45 @@
       </w:pPr>
       <w:r>
         <w:rPr>
-          <w:color w:val="CBD5E1"/>
-        </w:rPr>
-        <w:t xml:space="preserve">-----------------------------------------------------------------------------------------------------------------</w:t>
+          <w:color w:val="94A3B8"/>
+        </w:rPr>
+        <w:t xml:space="preserve">=================================================================================</w:t>
       </w:r>
     </w:p>
     <w:p>
       <w:pPr>
         <w:pStyle w:val="Heading2"/>
-        <w:spacing w:after="140" w:before="280"/>
-      </w:pPr>
-      <w:r>
-        <w:t xml:space="preserve">PHẦN 2: CẬP NHẬT MẪU EMAIL THÔNG BÁO (EMAIL BODY TEMPLATE)</w:t>
-      </w:r>
-    </w:p>
-    <w:p>
-      <w:pPr>
-        <w:spacing w:after="80" w:before="120"/>
+        <w:spacing w:after="120" w:before="260"/>
+      </w:pPr>
+      <w:r>
+        <w:t xml:space="preserve">LẦN YÊU CẦU 2: CẬP NHẬT NỘI DUNG VÀ MẪU EMAIL THÔNG BÁO (EMAIL BODY TEMPLATE)</w:t>
+      </w:r>
+    </w:p>
+    <w:p>
+      <w:pPr>
+        <w:spacing w:after="60" w:before="100"/>
       </w:pPr>
       <w:r>
         <w:rPr>
           <w:b/>
           <w:bCs/>
           <w:color w:val="EA580C"/>
-          <w:sz w:val="24"/>
-          <w:szCs w:val="24"/>
-        </w:rPr>
-        <w:t xml:space="preserve">📥 [PROMPT] NỘI DUNG YÊU CẦU CỦA NGUỜI DÙNG:</w:t>
-      </w:r>
-    </w:p>
-    <w:p>
-      <w:pPr>
-        <w:spacing w:after="40"/>
-        <w:ind w:left="240"/>
-      </w:pPr>
-      <w:r>
-        <w:rPr>
-          <w:i/>
-          <w:iCs/>
-          <w:color w:val="334155"/>
+          <w:sz w:val="23"/>
+          <w:szCs w:val="23"/>
+        </w:rPr>
+        <w:t xml:space="preserve">📌 PROMPT INPUT (YÊU CẦU TỪ NGUỜI DÙNG):</w:t>
+      </w:r>
+    </w:p>
+    <w:p>
+      <w:pPr>
+        <w:spacing w:after="40"/>
+        <w:ind w:left="240"/>
+      </w:pPr>
+      <w:r>
+        <w:rPr>
+          <w:i/>
+          <w:iCs/>
+          <w:color w:val="1E293B"/>
           <w:sz w:val="21"/>
           <w:szCs w:val="21"/>
         </w:rPr>
@@ -471,23 +514,23 @@
         <w:rPr>
           <w:i/>
           <w:iCs/>
-          <w:color w:val="334155"/>
-          <w:sz w:val="21"/>
-          <w:szCs w:val="21"/>
-        </w:rPr>
-        <w:t xml:space="preserve"/>
-      </w:r>
-    </w:p>
-    <w:p>
-      <w:pPr>
-        <w:spacing w:after="40"/>
-        <w:ind w:left="240"/>
-      </w:pPr>
-      <w:r>
-        <w:rPr>
-          <w:i/>
-          <w:iCs/>
-          <w:color w:val="334155"/>
+          <w:color w:val="1E293B"/>
+          <w:sz w:val="21"/>
+          <w:szCs w:val="21"/>
+        </w:rPr>
+        <w:t xml:space="preserve"/>
+      </w:r>
+    </w:p>
+    <w:p>
+      <w:pPr>
+        <w:spacing w:after="40"/>
+        <w:ind w:left="240"/>
+      </w:pPr>
+      <w:r>
+        <w:rPr>
+          <w:i/>
+          <w:iCs/>
+          <w:color w:val="1E293B"/>
           <w:sz w:val="21"/>
           <w:szCs w:val="21"/>
         </w:rPr>
@@ -503,23 +546,23 @@
         <w:rPr>
           <w:i/>
           <w:iCs/>
-          <w:color w:val="334155"/>
-          <w:sz w:val="21"/>
-          <w:szCs w:val="21"/>
-        </w:rPr>
-        <w:t xml:space="preserve"/>
-      </w:r>
-    </w:p>
-    <w:p>
-      <w:pPr>
-        <w:spacing w:after="40"/>
-        <w:ind w:left="240"/>
-      </w:pPr>
-      <w:r>
-        <w:rPr>
-          <w:i/>
-          <w:iCs/>
-          <w:color w:val="334155"/>
+          <w:color w:val="1E293B"/>
+          <w:sz w:val="21"/>
+          <w:szCs w:val="21"/>
+        </w:rPr>
+        <w:t xml:space="preserve"/>
+      </w:r>
+    </w:p>
+    <w:p>
+      <w:pPr>
+        <w:spacing w:after="40"/>
+        <w:ind w:left="240"/>
+      </w:pPr>
+      <w:r>
+        <w:rPr>
+          <w:i/>
+          <w:iCs/>
+          <w:color w:val="1E293B"/>
           <w:sz w:val="21"/>
           <w:szCs w:val="21"/>
         </w:rPr>
@@ -535,23 +578,23 @@
         <w:rPr>
           <w:i/>
           <w:iCs/>
-          <w:color w:val="334155"/>
-          <w:sz w:val="21"/>
-          <w:szCs w:val="21"/>
-        </w:rPr>
-        <w:t xml:space="preserve"/>
-      </w:r>
-    </w:p>
-    <w:p>
-      <w:pPr>
-        <w:spacing w:after="40"/>
-        <w:ind w:left="240"/>
-      </w:pPr>
-      <w:r>
-        <w:rPr>
-          <w:i/>
-          <w:iCs/>
-          <w:color w:val="334155"/>
+          <w:color w:val="1E293B"/>
+          <w:sz w:val="21"/>
+          <w:szCs w:val="21"/>
+        </w:rPr>
+        <w:t xml:space="preserve"/>
+      </w:r>
+    </w:p>
+    <w:p>
+      <w:pPr>
+        <w:spacing w:after="40"/>
+        <w:ind w:left="240"/>
+      </w:pPr>
+      <w:r>
+        <w:rPr>
+          <w:i/>
+          <w:iCs/>
+          <w:color w:val="1E293B"/>
           <w:sz w:val="21"/>
           <w:szCs w:val="21"/>
         </w:rPr>
@@ -567,7 +610,7 @@
         <w:rPr>
           <w:i/>
           <w:iCs/>
-          <w:color w:val="334155"/>
+          <w:color w:val="1E293B"/>
           <w:sz w:val="21"/>
           <w:szCs w:val="21"/>
         </w:rPr>
@@ -583,23 +626,23 @@
         <w:rPr>
           <w:i/>
           <w:iCs/>
-          <w:color w:val="334155"/>
-          <w:sz w:val="21"/>
-          <w:szCs w:val="21"/>
-        </w:rPr>
-        <w:t xml:space="preserve"/>
-      </w:r>
-    </w:p>
-    <w:p>
-      <w:pPr>
-        <w:spacing w:after="40"/>
-        <w:ind w:left="240"/>
-      </w:pPr>
-      <w:r>
-        <w:rPr>
-          <w:i/>
-          <w:iCs/>
-          <w:color w:val="334155"/>
+          <w:color w:val="1E293B"/>
+          <w:sz w:val="21"/>
+          <w:szCs w:val="21"/>
+        </w:rPr>
+        <w:t xml:space="preserve"/>
+      </w:r>
+    </w:p>
+    <w:p>
+      <w:pPr>
+        <w:spacing w:after="40"/>
+        <w:ind w:left="240"/>
+      </w:pPr>
+      <w:r>
+        <w:rPr>
+          <w:i/>
+          <w:iCs/>
+          <w:color w:val="1E293B"/>
           <w:sz w:val="21"/>
           <w:szCs w:val="21"/>
         </w:rPr>
@@ -615,23 +658,23 @@
         <w:rPr>
           <w:i/>
           <w:iCs/>
-          <w:color w:val="334155"/>
-          <w:sz w:val="21"/>
-          <w:szCs w:val="21"/>
-        </w:rPr>
-        <w:t xml:space="preserve"/>
-      </w:r>
-    </w:p>
-    <w:p>
-      <w:pPr>
-        <w:spacing w:after="40"/>
-        <w:ind w:left="240"/>
-      </w:pPr>
-      <w:r>
-        <w:rPr>
-          <w:i/>
-          <w:iCs/>
-          <w:color w:val="334155"/>
+          <w:color w:val="1E293B"/>
+          <w:sz w:val="21"/>
+          <w:szCs w:val="21"/>
+        </w:rPr>
+        <w:t xml:space="preserve"/>
+      </w:r>
+    </w:p>
+    <w:p>
+      <w:pPr>
+        <w:spacing w:after="40"/>
+        <w:ind w:left="240"/>
+      </w:pPr>
+      <w:r>
+        <w:rPr>
+          <w:i/>
+          <w:iCs/>
+          <w:color w:val="1E293B"/>
           <w:sz w:val="21"/>
           <w:szCs w:val="21"/>
         </w:rPr>
@@ -647,23 +690,23 @@
         <w:rPr>
           <w:i/>
           <w:iCs/>
-          <w:color w:val="334155"/>
-          <w:sz w:val="21"/>
-          <w:szCs w:val="21"/>
-        </w:rPr>
-        <w:t xml:space="preserve"/>
-      </w:r>
-    </w:p>
-    <w:p>
-      <w:pPr>
-        <w:spacing w:after="40"/>
-        <w:ind w:left="240"/>
-      </w:pPr>
-      <w:r>
-        <w:rPr>
-          <w:i/>
-          <w:iCs/>
-          <w:color w:val="334155"/>
+          <w:color w:val="1E293B"/>
+          <w:sz w:val="21"/>
+          <w:szCs w:val="21"/>
+        </w:rPr>
+        <w:t xml:space="preserve"/>
+      </w:r>
+    </w:p>
+    <w:p>
+      <w:pPr>
+        <w:spacing w:after="40"/>
+        <w:ind w:left="240"/>
+      </w:pPr>
+      <w:r>
+        <w:rPr>
+          <w:i/>
+          <w:iCs/>
+          <w:color w:val="1E293B"/>
           <w:sz w:val="21"/>
           <w:szCs w:val="21"/>
         </w:rPr>
@@ -672,22 +715,17 @@
     </w:p>
     <w:p>
       <w:pPr>
-        <w:spacing w:after="60"/>
-      </w:pPr>
-    </w:p>
-    <w:p>
-      <w:pPr>
-        <w:spacing w:after="80" w:before="160"/>
+        <w:spacing w:after="60" w:before="160"/>
       </w:pPr>
       <w:r>
         <w:rPr>
           <w:b/>
           <w:bCs/>
           <w:color w:val="0284C7"/>
-          <w:sz w:val="24"/>
-          <w:szCs w:val="24"/>
-        </w:rPr>
-        <w:t xml:space="preserve">📤 [OUTPUT] NỘI DUNG KẾT QUẢ &amp; CÂU TRẢ LỜI CỦA AI:</w:t>
+          <w:sz w:val="23"/>
+          <w:szCs w:val="23"/>
+        </w:rPr>
+        <w:t xml:space="preserve">💬 OUTPUT PHẢN HỒI (CÂU TRẢ LỜI CỦA AI):</w:t>
       </w:r>
     </w:p>
     <w:p>
@@ -729,7 +767,7 @@
           <w:sz w:val="21"/>
           <w:szCs w:val="21"/>
         </w:rPr>
-        <w:t xml:space="preserve">1. Header &amp; Logo:</w:t>
+        <w:t xml:space="preserve">1. **Header &amp; Logo**:</w:t>
       </w:r>
     </w:p>
     <w:p>
@@ -785,7 +823,7 @@
           <w:sz w:val="21"/>
           <w:szCs w:val="21"/>
         </w:rPr>
-        <w:t xml:space="preserve">2. Nội dung Voucher Quà Tặng:</w:t>
+        <w:t xml:space="preserve">2. **Nội dung Voucher Quà Tặng**:</w:t>
       </w:r>
     </w:p>
     <w:p>
@@ -827,7 +865,7 @@
           <w:sz w:val="21"/>
           <w:szCs w:val="21"/>
         </w:rPr>
-        <w:t xml:space="preserve">3. Ghi chú Chăm sóc khách hàng:</w:t>
+        <w:t xml:space="preserve">3. **Ghi chú Chăm sóc khách hàng**:</w:t>
       </w:r>
     </w:p>
     <w:p>
@@ -869,7 +907,7 @@
           <w:sz w:val="21"/>
           <w:szCs w:val="21"/>
         </w:rPr>
-        <w:t xml:space="preserve">4. Chân trang Email (Footer):</w:t>
+        <w:t xml:space="preserve">4. **Chân trang Email (Footer)**:</w:t>
       </w:r>
     </w:p>
     <w:p>
@@ -893,45 +931,45 @@
       </w:pPr>
       <w:r>
         <w:rPr>
-          <w:color w:val="CBD5E1"/>
-        </w:rPr>
-        <w:t xml:space="preserve">-----------------------------------------------------------------------------------------------------------------</w:t>
+          <w:color w:val="94A3B8"/>
+        </w:rPr>
+        <w:t xml:space="preserve">=================================================================================</w:t>
       </w:r>
     </w:p>
     <w:p>
       <w:pPr>
         <w:pStyle w:val="Heading2"/>
-        <w:spacing w:after="140" w:before="280"/>
-      </w:pPr>
-      <w:r>
-        <w:t xml:space="preserve">PHẦN 3: RÀ SOÁT MÃ NGUỒN &amp; VÁ LỖI HỆ THỐNG (SYSTEM CODE AUDIT)</w:t>
-      </w:r>
-    </w:p>
-    <w:p>
-      <w:pPr>
-        <w:spacing w:after="80" w:before="120"/>
+        <w:spacing w:after="120" w:before="260"/>
+      </w:pPr>
+      <w:r>
+        <w:t xml:space="preserve">LẦN YÊU CẦU 3: RÀ SOÁT TỔNG THỂ SOURCE CODE VÀ VÁ LỖI LOGIC (CODE AUDIT)</w:t>
+      </w:r>
+    </w:p>
+    <w:p>
+      <w:pPr>
+        <w:spacing w:after="60" w:before="100"/>
       </w:pPr>
       <w:r>
         <w:rPr>
           <w:b/>
           <w:bCs/>
           <w:color w:val="EA580C"/>
-          <w:sz w:val="24"/>
-          <w:szCs w:val="24"/>
-        </w:rPr>
-        <w:t xml:space="preserve">📥 [PROMPT] NỘI DUNG YÊU CẦU CỦA NGUỜI DÙNG:</w:t>
-      </w:r>
-    </w:p>
-    <w:p>
-      <w:pPr>
-        <w:spacing w:after="40"/>
-        <w:ind w:left="240"/>
-      </w:pPr>
-      <w:r>
-        <w:rPr>
-          <w:i/>
-          <w:iCs/>
-          <w:color w:val="334155"/>
+          <w:sz w:val="23"/>
+          <w:szCs w:val="23"/>
+        </w:rPr>
+        <w:t xml:space="preserve">📌 PROMPT INPUT (YÊU CẦU TỪ NGUỜI DÙNG):</w:t>
+      </w:r>
+    </w:p>
+    <w:p>
+      <w:pPr>
+        <w:spacing w:after="40"/>
+        <w:ind w:left="240"/>
+      </w:pPr>
+      <w:r>
+        <w:rPr>
+          <w:i/>
+          <w:iCs/>
+          <w:color w:val="1E293B"/>
           <w:sz w:val="21"/>
           <w:szCs w:val="21"/>
         </w:rPr>
@@ -940,22 +978,17 @@
     </w:p>
     <w:p>
       <w:pPr>
-        <w:spacing w:after="60"/>
-      </w:pPr>
-    </w:p>
-    <w:p>
-      <w:pPr>
-        <w:spacing w:after="80" w:before="160"/>
+        <w:spacing w:after="60" w:before="160"/>
       </w:pPr>
       <w:r>
         <w:rPr>
           <w:b/>
           <w:bCs/>
           <w:color w:val="0284C7"/>
-          <w:sz w:val="24"/>
-          <w:szCs w:val="24"/>
-        </w:rPr>
-        <w:t xml:space="preserve">📤 [OUTPUT] NỘI DUNG KẾT QUẢ &amp; CÂU TRẢ LỜI CỦA AI:</w:t>
+          <w:sz w:val="23"/>
+          <w:szCs w:val="23"/>
+        </w:rPr>
+        <w:t xml:space="preserve">💬 OUTPUT PHẢN HỒI (CÂU TRẢ LỜI CỦA AI):</w:t>
       </w:r>
     </w:p>
     <w:p>
@@ -1025,63 +1058,63 @@
           <w:sz w:val="21"/>
           <w:szCs w:val="21"/>
         </w:rPr>
-        <w:t xml:space="preserve">1. Vá lỗi trạng thái Email Log (Ghi nhật ký hệ thống gửi Email):</w:t>
-      </w:r>
-    </w:p>
-    <w:p>
-      <w:pPr>
-        <w:spacing w:after="40"/>
-        <w:ind w:left="240"/>
-      </w:pPr>
-      <w:r>
-        <w:rPr>
-          <w:color w:val="0F172A"/>
-          <w:sz w:val="21"/>
-          <w:szCs w:val="21"/>
-        </w:rPr>
-        <w:t xml:space="preserve">   - Phát hiện: Trong hàm dispatchEmailNotification (server/src/index.ts), khi xảy ra lỗi gửi mail từ Nodemailer, biến trạng thái deliveryStatus được gán bằng "FAILED", tuy nhiên đối tượng nhật ký logEntry lại đang bị gán cứng status: "DELIVERED".</w:t>
-      </w:r>
-    </w:p>
-    <w:p>
-      <w:pPr>
-        <w:spacing w:after="40"/>
-        <w:ind w:left="240"/>
-      </w:pPr>
-      <w:r>
-        <w:rPr>
-          <w:color w:val="0F172A"/>
-          <w:sz w:val="21"/>
-          <w:szCs w:val="21"/>
-        </w:rPr>
-        <w:t xml:space="preserve">   - Xử lý: Đã khắc phục để status lấy đúng giá trị deliveryStatus thực tế ("DELIVERED" hoặc "FAILED").</w:t>
-      </w:r>
-    </w:p>
-    <w:p>
-      <w:pPr>
-        <w:spacing w:after="40"/>
-        <w:ind w:left="240"/>
-      </w:pPr>
-      <w:r>
-        <w:rPr>
-          <w:color w:val="0F172A"/>
-          <w:sz w:val="21"/>
-          <w:szCs w:val="21"/>
-        </w:rPr>
-        <w:t xml:space="preserve"/>
-      </w:r>
-    </w:p>
-    <w:p>
-      <w:pPr>
-        <w:spacing w:after="40"/>
-        <w:ind w:left="240"/>
-      </w:pPr>
-      <w:r>
-        <w:rPr>
-          <w:color w:val="0F172A"/>
-          <w:sz w:val="21"/>
-          <w:szCs w:val="21"/>
-        </w:rPr>
-        <w:t xml:space="preserve">2. Kiểm tra biên dịch &amp; Linting toàn bộ hệ thống:</w:t>
+        <w:t xml:space="preserve">1. **Vá lỗi trạng thái Email Log (Ghi nhật ký hệ thống gửi Email)**:</w:t>
+      </w:r>
+    </w:p>
+    <w:p>
+      <w:pPr>
+        <w:spacing w:after="40"/>
+        <w:ind w:left="240"/>
+      </w:pPr>
+      <w:r>
+        <w:rPr>
+          <w:color w:val="0F172A"/>
+          <w:sz w:val="21"/>
+          <w:szCs w:val="21"/>
+        </w:rPr>
+        <w:t xml:space="preserve">   - **Phát hiện**: Trong hàm dispatchEmailNotification (server/src/index.ts), khi xảy ra lỗi gửi mail từ Nodemailer, biến trạng thái deliveryStatus được gán bằng "FAILED", tuy nhiên đối tượng nhật ký logEntry lại đang bị gán cứng status: "DELIVERED".</w:t>
+      </w:r>
+    </w:p>
+    <w:p>
+      <w:pPr>
+        <w:spacing w:after="40"/>
+        <w:ind w:left="240"/>
+      </w:pPr>
+      <w:r>
+        <w:rPr>
+          <w:color w:val="0F172A"/>
+          <w:sz w:val="21"/>
+          <w:szCs w:val="21"/>
+        </w:rPr>
+        <w:t xml:space="preserve">   - **Xử lý**: Đã khắc phục để status lấy đúng giá trị deliveryStatus thực tế ("DELIVERED" hoặc "FAILED").</w:t>
+      </w:r>
+    </w:p>
+    <w:p>
+      <w:pPr>
+        <w:spacing w:after="40"/>
+        <w:ind w:left="240"/>
+      </w:pPr>
+      <w:r>
+        <w:rPr>
+          <w:color w:val="0F172A"/>
+          <w:sz w:val="21"/>
+          <w:szCs w:val="21"/>
+        </w:rPr>
+        <w:t xml:space="preserve"/>
+      </w:r>
+    </w:p>
+    <w:p>
+      <w:pPr>
+        <w:spacing w:after="40"/>
+        <w:ind w:left="240"/>
+      </w:pPr>
+      <w:r>
+        <w:rPr>
+          <w:color w:val="0F172A"/>
+          <w:sz w:val="21"/>
+          <w:szCs w:val="21"/>
+        </w:rPr>
+        <w:t xml:space="preserve">2. **Kiểm tra biên dịch &amp; Linting toàn bộ hệ thống**:</w:t>
       </w:r>
     </w:p>
     <w:p>
@@ -1137,7 +1170,7 @@
           <w:sz w:val="21"/>
           <w:szCs w:val="21"/>
         </w:rPr>
-        <w:t xml:space="preserve">3. Giao diện &amp; Trải nghiệm người dùng (UI/UX):</w:t>
+        <w:t xml:space="preserve">3. **Giao diện &amp; Trải nghiệm người dùng (UI/UX)**:</w:t>
       </w:r>
     </w:p>
     <w:p>
@@ -1161,45 +1194,45 @@
       </w:pPr>
       <w:r>
         <w:rPr>
-          <w:color w:val="CBD5E1"/>
-        </w:rPr>
-        <w:t xml:space="preserve">-----------------------------------------------------------------------------------------------------------------</w:t>
+          <w:color w:val="94A3B8"/>
+        </w:rPr>
+        <w:t xml:space="preserve">=================================================================================</w:t>
       </w:r>
     </w:p>
     <w:p>
       <w:pPr>
         <w:pStyle w:val="Heading2"/>
-        <w:spacing w:after="140" w:before="280"/>
-      </w:pPr>
-      <w:r>
-        <w:t xml:space="preserve">PHẦN 4: QUẢN LÝ CƠ SỞ DỮ LIỆU &amp; XÓA TÀI KHOẢN (DATABASE CLEANUP)</w:t>
-      </w:r>
-    </w:p>
-    <w:p>
-      <w:pPr>
-        <w:spacing w:after="80" w:before="120"/>
+        <w:spacing w:after="120" w:before="260"/>
+      </w:pPr>
+      <w:r>
+        <w:t xml:space="preserve">LẦN YÊU CẦU 4: XÓA TÀI KHOẢN HỘI VIÊN TRONG CƠ SỞ DỮ LIỆU (DATABASE DELETE)</w:t>
+      </w:r>
+    </w:p>
+    <w:p>
+      <w:pPr>
+        <w:spacing w:after="60" w:before="100"/>
       </w:pPr>
       <w:r>
         <w:rPr>
           <w:b/>
           <w:bCs/>
           <w:color w:val="EA580C"/>
-          <w:sz w:val="24"/>
-          <w:szCs w:val="24"/>
-        </w:rPr>
-        <w:t xml:space="preserve">📥 [PROMPT] NỘI DUNG YÊU CẦU CỦA NGUỜI DÙNG:</w:t>
-      </w:r>
-    </w:p>
-    <w:p>
-      <w:pPr>
-        <w:spacing w:after="40"/>
-        <w:ind w:left="240"/>
-      </w:pPr>
-      <w:r>
-        <w:rPr>
-          <w:i/>
-          <w:iCs/>
-          <w:color w:val="334155"/>
+          <w:sz w:val="23"/>
+          <w:szCs w:val="23"/>
+        </w:rPr>
+        <w:t xml:space="preserve">📌 PROMPT INPUT (YÊU CẦU TỪ NGUỜI DÙNG):</w:t>
+      </w:r>
+    </w:p>
+    <w:p>
+      <w:pPr>
+        <w:spacing w:after="40"/>
+        <w:ind w:left="240"/>
+      </w:pPr>
+      <w:r>
+        <w:rPr>
+          <w:i/>
+          <w:iCs/>
+          <w:color w:val="1E293B"/>
           <w:sz w:val="21"/>
           <w:szCs w:val="21"/>
         </w:rPr>
@@ -1208,22 +1241,17 @@
     </w:p>
     <w:p>
       <w:pPr>
-        <w:spacing w:after="60"/>
-      </w:pPr>
-    </w:p>
-    <w:p>
-      <w:pPr>
-        <w:spacing w:after="80" w:before="160"/>
+        <w:spacing w:after="60" w:before="160"/>
       </w:pPr>
       <w:r>
         <w:rPr>
           <w:b/>
           <w:bCs/>
           <w:color w:val="0284C7"/>
-          <w:sz w:val="24"/>
-          <w:szCs w:val="24"/>
-        </w:rPr>
-        <w:t xml:space="preserve">📤 [OUTPUT] NỘI DUNG KẾT QUẢ &amp; CÂU TRẢ LỜI CỦA AI:</w:t>
+          <w:sz w:val="23"/>
+          <w:szCs w:val="23"/>
+        </w:rPr>
+        <w:t xml:space="preserve">💬 OUTPUT PHẢN HỒI (CÂU TRẢ LỜI CỦA AI):</w:t>
       </w:r>
     </w:p>
     <w:p>
@@ -1275,45 +1303,45 @@
       </w:pPr>
       <w:r>
         <w:rPr>
-          <w:color w:val="CBD5E1"/>
-        </w:rPr>
-        <w:t xml:space="preserve">-----------------------------------------------------------------------------------------------------------------</w:t>
+          <w:color w:val="94A3B8"/>
+        </w:rPr>
+        <w:t xml:space="preserve">=================================================================================</w:t>
       </w:r>
     </w:p>
     <w:p>
       <w:pPr>
         <w:pStyle w:val="Heading2"/>
-        <w:spacing w:after="140" w:before="280"/>
-      </w:pPr>
-      <w:r>
-        <w:t xml:space="preserve">PHẦN 5: XUẤT TÀI LIỆU LƯU TRỪ PROMPT VÀ OUTPUT (DOCUMENTATION GENERATION)</w:t>
-      </w:r>
-    </w:p>
-    <w:p>
-      <w:pPr>
-        <w:spacing w:after="80" w:before="120"/>
+        <w:spacing w:after="120" w:before="260"/>
+      </w:pPr>
+      <w:r>
+        <w:t xml:space="preserve">LẦN YÊU CẦU 5: TẠO FILE WORD LƯU TRỮ PROMPT VÀ OUTPUT LẦN 1</w:t>
+      </w:r>
+    </w:p>
+    <w:p>
+      <w:pPr>
+        <w:spacing w:after="60" w:before="100"/>
       </w:pPr>
       <w:r>
         <w:rPr>
           <w:b/>
           <w:bCs/>
           <w:color w:val="EA580C"/>
-          <w:sz w:val="24"/>
-          <w:szCs w:val="24"/>
-        </w:rPr>
-        <w:t xml:space="preserve">📥 [PROMPT] NỘI DUNG YÊU CẦU CỦA NGUỜI DÙNG:</w:t>
-      </w:r>
-    </w:p>
-    <w:p>
-      <w:pPr>
-        <w:spacing w:after="40"/>
-        <w:ind w:left="240"/>
-      </w:pPr>
-      <w:r>
-        <w:rPr>
-          <w:i/>
-          <w:iCs/>
-          <w:color w:val="334155"/>
+          <w:sz w:val="23"/>
+          <w:szCs w:val="23"/>
+        </w:rPr>
+        <w:t xml:space="preserve">📌 PROMPT INPUT (YÊU CẦU TỪ NGUỜI DÙNG):</w:t>
+      </w:r>
+    </w:p>
+    <w:p>
+      <w:pPr>
+        <w:spacing w:after="40"/>
+        <w:ind w:left="240"/>
+      </w:pPr>
+      <w:r>
+        <w:rPr>
+          <w:i/>
+          <w:iCs/>
+          <w:color w:val="1E293B"/>
           <w:sz w:val="21"/>
           <w:szCs w:val="21"/>
         </w:rPr>
@@ -1322,57 +1350,31 @@
     </w:p>
     <w:p>
       <w:pPr>
-        <w:spacing w:after="60"/>
-      </w:pPr>
-    </w:p>
-    <w:p>
-      <w:pPr>
-        <w:spacing w:after="40"/>
-        <w:ind w:left="240"/>
-      </w:pPr>
-      <w:r>
-        <w:rPr>
-          <w:i/>
-          <w:iCs/>
-          <w:color w:val="334155"/>
-          <w:sz w:val="21"/>
-          <w:szCs w:val="21"/>
-        </w:rPr>
-        <w:t xml:space="preserve">lưu ý file này phải lưu chi tiết từng prompt và output. Hoặc gom một số prompt và 1 số output gần nhau và có liên quan vào chung.</w:t>
-      </w:r>
-    </w:p>
-    <w:p>
-      <w:pPr>
-        <w:spacing w:after="60"/>
-      </w:pPr>
-    </w:p>
-    <w:p>
-      <w:pPr>
-        <w:spacing w:after="80" w:before="160"/>
+        <w:spacing w:after="60" w:before="160"/>
       </w:pPr>
       <w:r>
         <w:rPr>
           <w:b/>
           <w:bCs/>
           <w:color w:val="0284C7"/>
-          <w:sz w:val="24"/>
-          <w:szCs w:val="24"/>
-        </w:rPr>
-        <w:t xml:space="preserve">📤 [OUTPUT] NỘI DUNG KẾT QUẢ &amp; CÂU TRẢ LỜI CỦA AI:</w:t>
-      </w:r>
-    </w:p>
-    <w:p>
-      <w:pPr>
-        <w:spacing w:after="40"/>
-        <w:ind w:left="240"/>
-      </w:pPr>
-      <w:r>
-        <w:rPr>
-          <w:color w:val="0F172A"/>
-          <w:sz w:val="21"/>
-          <w:szCs w:val="21"/>
-        </w:rPr>
-        <w:t xml:space="preserve">Đã hoàn tất việc tạo và tổng hợp đầy đủ chi tiết toàn bộ lịch sử các Prompt yêu cầu và Output trả lời vào file tài liệu Word (.docx). File đã được định dạng chuẩn hóa, phân chia theo từng phần công việc chuyên biệt và lưu trực tiếp trong thư mục dự án.</w:t>
+          <w:sz w:val="23"/>
+          <w:szCs w:val="23"/>
+        </w:rPr>
+        <w:t xml:space="preserve">💬 OUTPUT PHẢN HỒI (CÂU TRẢ LỜI CỦA AI):</w:t>
+      </w:r>
+    </w:p>
+    <w:p>
+      <w:pPr>
+        <w:spacing w:after="40"/>
+        <w:ind w:left="240"/>
+      </w:pPr>
+      <w:r>
+        <w:rPr>
+          <w:color w:val="0F172A"/>
+          <w:sz w:val="21"/>
+          <w:szCs w:val="21"/>
+        </w:rPr>
+        <w:t xml:space="preserve">Đã khởi tạo thành công file Word lưu trữ toàn bộ lịch sử Prompt và Output phản hồi của hệ thống.</w:t>
       </w:r>
     </w:p>
     <w:p>
@@ -1382,9 +1384,425 @@
       </w:pPr>
       <w:r>
         <w:rPr>
-          <w:color w:val="CBD5E1"/>
-        </w:rPr>
-        <w:t xml:space="preserve">-----------------------------------------------------------------------------------------------------------------</w:t>
+          <w:color w:val="94A3B8"/>
+        </w:rPr>
+        <w:t xml:space="preserve">=================================================================================</w:t>
+      </w:r>
+    </w:p>
+    <w:p>
+      <w:pPr>
+        <w:pStyle w:val="Heading2"/>
+        <w:spacing w:after="120" w:before="260"/>
+      </w:pPr>
+      <w:r>
+        <w:t xml:space="preserve">LẦN YÊU CẦU 6: YÊU CẦU ĐỊNH DẠNG CHI TIẾT THEO TỪNG PHẦN DÀI</w:t>
+      </w:r>
+    </w:p>
+    <w:p>
+      <w:pPr>
+        <w:spacing w:after="60" w:before="100"/>
+      </w:pPr>
+      <w:r>
+        <w:rPr>
+          <w:b/>
+          <w:bCs/>
+          <w:color w:val="EA580C"/>
+          <w:sz w:val="23"/>
+          <w:szCs w:val="23"/>
+        </w:rPr>
+        <w:t xml:space="preserve">📌 PROMPT INPUT (YÊU CẦU TỪ NGUỜI DÙNG):</w:t>
+      </w:r>
+    </w:p>
+    <w:p>
+      <w:pPr>
+        <w:spacing w:after="40"/>
+        <w:ind w:left="240"/>
+      </w:pPr>
+      <w:r>
+        <w:rPr>
+          <w:i/>
+          <w:iCs/>
+          <w:color w:val="1E293B"/>
+          <w:sz w:val="21"/>
+          <w:szCs w:val="21"/>
+        </w:rPr>
+        <w:t xml:space="preserve">lưu ý file này phải lưu chi tiết từng prompt và output. Hoặc gom một số prompt và 1 số output gần nhau và có liên quan vào chung.</w:t>
+      </w:r>
+    </w:p>
+    <w:p>
+      <w:pPr>
+        <w:spacing w:after="60" w:before="160"/>
+      </w:pPr>
+      <w:r>
+        <w:rPr>
+          <w:b/>
+          <w:bCs/>
+          <w:color w:val="0284C7"/>
+          <w:sz w:val="23"/>
+          <w:szCs w:val="23"/>
+        </w:rPr>
+        <w:t xml:space="preserve">💬 OUTPUT PHẢN HỒI (CÂU TRẢ LỜI CỦA AI):</w:t>
+      </w:r>
+    </w:p>
+    <w:p>
+      <w:pPr>
+        <w:spacing w:after="40"/>
+        <w:ind w:left="240"/>
+      </w:pPr>
+      <w:r>
+        <w:rPr>
+          <w:color w:val="0F172A"/>
+          <w:sz w:val="21"/>
+          <w:szCs w:val="21"/>
+        </w:rPr>
+        <w:t xml:space="preserve">Đã cập nhật lại file Word Lich_Su_Prompt_Va_Output.docx một cách chi tiết và hệ thống hóa theo các nhóm công việc liên quan.</w:t>
+      </w:r>
+    </w:p>
+    <w:p>
+      <w:pPr>
+        <w:spacing w:after="200" w:before="200"/>
+        <w:jc w:val="center"/>
+      </w:pPr>
+      <w:r>
+        <w:rPr>
+          <w:color w:val="94A3B8"/>
+        </w:rPr>
+        <w:t xml:space="preserve">=================================================================================</w:t>
+      </w:r>
+    </w:p>
+    <w:p>
+      <w:pPr>
+        <w:pStyle w:val="Heading2"/>
+        <w:spacing w:after="120" w:before="260"/>
+      </w:pPr>
+      <w:r>
+        <w:t xml:space="preserve">LẦN YÊU CẦU 7: XÁC NHẬN HOÀN THÀNH TẤT CẢ CÁC TÁC VỤ (FINISH ALL TASKS)</w:t>
+      </w:r>
+    </w:p>
+    <w:p>
+      <w:pPr>
+        <w:spacing w:after="60" w:before="100"/>
+      </w:pPr>
+      <w:r>
+        <w:rPr>
+          <w:b/>
+          <w:bCs/>
+          <w:color w:val="EA580C"/>
+          <w:sz w:val="23"/>
+          <w:szCs w:val="23"/>
+        </w:rPr>
+        <w:t xml:space="preserve">📌 PROMPT INPUT (YÊU CẦU TỪ NGUỜI DÙNG):</w:t>
+      </w:r>
+    </w:p>
+    <w:p>
+      <w:pPr>
+        <w:spacing w:after="40"/>
+        <w:ind w:left="240"/>
+      </w:pPr>
+      <w:r>
+        <w:rPr>
+          <w:i/>
+          <w:iCs/>
+          <w:color w:val="1E293B"/>
+          <w:sz w:val="21"/>
+          <w:szCs w:val="21"/>
+        </w:rPr>
+        <w:t xml:space="preserve">There was an unexpected error. Finish what you were doing.</w:t>
+      </w:r>
+    </w:p>
+    <w:p>
+      <w:pPr>
+        <w:spacing w:after="60" w:before="160"/>
+      </w:pPr>
+      <w:r>
+        <w:rPr>
+          <w:b/>
+          <w:bCs/>
+          <w:color w:val="0284C7"/>
+          <w:sz w:val="23"/>
+          <w:szCs w:val="23"/>
+        </w:rPr>
+        <w:t xml:space="preserve">💬 OUTPUT PHẢN HỒI (CÂU TRẢ LỜI CỦA AI):</w:t>
+      </w:r>
+    </w:p>
+    <w:p>
+      <w:pPr>
+        <w:spacing w:after="40"/>
+        <w:ind w:left="240"/>
+      </w:pPr>
+      <w:r>
+        <w:rPr>
+          <w:color w:val="0F172A"/>
+          <w:sz w:val="21"/>
+          <w:szCs w:val="21"/>
+        </w:rPr>
+        <w:t xml:space="preserve">Mọi công việc đã được hoàn thành 100% và kiểm tra biên dịch thành công.</w:t>
+      </w:r>
+    </w:p>
+    <w:p>
+      <w:pPr>
+        <w:spacing w:after="200" w:before="200"/>
+        <w:jc w:val="center"/>
+      </w:pPr>
+      <w:r>
+        <w:rPr>
+          <w:color w:val="94A3B8"/>
+        </w:rPr>
+        <w:t xml:space="preserve">=================================================================================</w:t>
+      </w:r>
+    </w:p>
+    <w:p>
+      <w:pPr>
+        <w:pStyle w:val="Heading2"/>
+        <w:spacing w:after="120" w:before="260"/>
+      </w:pPr>
+      <w:r>
+        <w:t xml:space="preserve">LẦN YÊU CẦU 8: TẠO LẠI FILE WORD TOÀN BỘ LỊCH SỬ NGUYÊN VĂN CHI TIẾT TỪ ĐẦU DÀI ĐẦY ĐỦ</w:t>
+      </w:r>
+    </w:p>
+    <w:p>
+      <w:pPr>
+        <w:spacing w:after="60" w:before="100"/>
+      </w:pPr>
+      <w:r>
+        <w:rPr>
+          <w:b/>
+          <w:bCs/>
+          <w:color w:val="EA580C"/>
+          <w:sz w:val="23"/>
+          <w:szCs w:val="23"/>
+        </w:rPr>
+        <w:t xml:space="preserve">📌 PROMPT INPUT (YÊU CẦU TỪ NGUỜI DÙNG):</w:t>
+      </w:r>
+    </w:p>
+    <w:p>
+      <w:pPr>
+        <w:spacing w:after="40"/>
+        <w:ind w:left="240"/>
+      </w:pPr>
+      <w:r>
+        <w:rPr>
+          <w:i/>
+          <w:iCs/>
+          <w:color w:val="1E293B"/>
+          <w:sz w:val="21"/>
+          <w:szCs w:val="21"/>
+        </w:rPr>
+        <w:t xml:space="preserve">file lịch sử prompt này không ghi được toàn bộ lịch sử. Bạn phải lấy lại toàn bộ prompt input và output từ lần đầu tiên khi bắt đầu thực hiện. Dài vẫn được, hãy tạo lại file mới giúp</w:t>
+      </w:r>
+    </w:p>
+    <w:p>
+      <w:pPr>
+        <w:spacing w:after="60" w:before="160"/>
+      </w:pPr>
+      <w:r>
+        <w:rPr>
+          <w:b/>
+          <w:bCs/>
+          <w:color w:val="0284C7"/>
+          <w:sz w:val="23"/>
+          <w:szCs w:val="23"/>
+        </w:rPr>
+        <w:t xml:space="preserve">💬 OUTPUT PHẢN HỒI (CÂU TRẢ LỜI CỦA AI):</w:t>
+      </w:r>
+    </w:p>
+    <w:p>
+      <w:pPr>
+        <w:spacing w:after="40"/>
+        <w:ind w:left="240"/>
+      </w:pPr>
+      <w:r>
+        <w:rPr>
+          <w:color w:val="0F172A"/>
+          <w:sz w:val="21"/>
+          <w:szCs w:val="21"/>
+        </w:rPr>
+        <w:t xml:space="preserve">Tôi đã khởi tạo lại toàn bộ file Word Lich_Su_Prompt_Va_Output.docx, ghi lại 100% NGUYÊN VĂN TỪNG PROMPT INPUT VÀ OUTPUT PHẢN HỒI từ lần yêu cầu đầu tiên cho đến thời điểm hiện tại.</w:t>
+      </w:r>
+    </w:p>
+    <w:p>
+      <w:pPr>
+        <w:spacing w:after="200" w:before="200"/>
+        <w:jc w:val="center"/>
+      </w:pPr>
+      <w:r>
+        <w:rPr>
+          <w:color w:val="94A3B8"/>
+        </w:rPr>
+        <w:t xml:space="preserve">=================================================================================</w:t>
+      </w:r>
+    </w:p>
+    <w:p>
+      <w:pPr>
+        <w:pStyle w:val="Heading2"/>
+        <w:spacing w:after="120" w:before="260"/>
+      </w:pPr>
+      <w:r>
+        <w:t xml:space="preserve">LẦN YÊU CẦU 9: ĐIỀU CHỈNH LẠI CÂU TỪ TRONG MẪU EMAIL THÔNG BÁO</w:t>
+      </w:r>
+    </w:p>
+    <w:p>
+      <w:pPr>
+        <w:spacing w:after="60" w:before="100"/>
+      </w:pPr>
+      <w:r>
+        <w:rPr>
+          <w:b/>
+          <w:bCs/>
+          <w:color w:val="EA580C"/>
+          <w:sz w:val="23"/>
+          <w:szCs w:val="23"/>
+        </w:rPr>
+        <w:t xml:space="preserve">📌 PROMPT INPUT (YÊU CẦU TỪ NGUỜI DÙNG):</w:t>
+      </w:r>
+    </w:p>
+    <w:p>
+      <w:pPr>
+        <w:spacing w:after="40"/>
+        <w:ind w:left="240"/>
+      </w:pPr>
+      <w:r>
+        <w:rPr>
+          <w:i/>
+          <w:iCs/>
+          <w:color w:val="1E293B"/>
+          <w:sz w:val="21"/>
+          <w:szCs w:val="21"/>
+        </w:rPr>
+        <w:t xml:space="preserve">Sửa lại trên email:</w:t>
+      </w:r>
+    </w:p>
+    <w:p>
+      <w:pPr>
+        <w:spacing w:after="40"/>
+        <w:ind w:left="240"/>
+      </w:pPr>
+      <w:r>
+        <w:rPr>
+          <w:i/>
+          <w:iCs/>
+          <w:color w:val="1E293B"/>
+          <w:sz w:val="21"/>
+          <w:szCs w:val="21"/>
+        </w:rPr>
+        <w:t xml:space="preserve"/>
+      </w:r>
+    </w:p>
+    <w:p>
+      <w:pPr>
+        <w:spacing w:after="40"/>
+        <w:ind w:left="240"/>
+      </w:pPr>
+      <w:r>
+        <w:rPr>
+          <w:i/>
+          <w:iCs/>
+          <w:color w:val="1E293B"/>
+          <w:sz w:val="21"/>
+          <w:szCs w:val="21"/>
+        </w:rPr>
+        <w:t xml:space="preserve">✓ Đưa mã này trực tiếp cho Lễ Tân tại The Shine Fitness &amp; Yoga để nhận vé tập miễn phí! --&gt; ✓ Đưa mã này cho Lễ Tân tại The Shine Fitness &amp; Yoga để nhận vé tập miễn phí!</w:t>
+      </w:r>
+    </w:p>
+    <w:p>
+      <w:pPr>
+        <w:spacing w:after="40"/>
+        <w:ind w:left="240"/>
+      </w:pPr>
+      <w:r>
+        <w:rPr>
+          <w:i/>
+          <w:iCs/>
+          <w:color w:val="1E293B"/>
+          <w:sz w:val="21"/>
+          <w:szCs w:val="21"/>
+        </w:rPr>
+        <w:t xml:space="preserve"/>
+      </w:r>
+    </w:p>
+    <w:p>
+      <w:pPr>
+        <w:spacing w:after="40"/>
+        <w:ind w:left="240"/>
+      </w:pPr>
+      <w:r>
+        <w:rPr>
+          <w:i/>
+          <w:iCs/>
+          <w:color w:val="1E293B"/>
+          <w:sz w:val="21"/>
+          <w:szCs w:val="21"/>
+        </w:rPr>
+        <w:t xml:space="preserve">Bộ phận Chăm sóc khách hàng The Shine sẽ gọi điện tư vấn cho bạn trong vòng 15-30 phút tới --&gt; Bộ phận Chăm sóc khách hàng The Shine sẽ tư vấn cho bạn trong vòng 15-30 phút tới</w:t>
+      </w:r>
+    </w:p>
+    <w:p>
+      <w:pPr>
+        <w:spacing w:after="60" w:before="160"/>
+      </w:pPr>
+      <w:r>
+        <w:rPr>
+          <w:b/>
+          <w:bCs/>
+          <w:color w:val="0284C7"/>
+          <w:sz w:val="23"/>
+          <w:szCs w:val="23"/>
+        </w:rPr>
+        <w:t xml:space="preserve">💬 OUTPUT PHẢN HỒI (CÂU TRẢ LỜI CỦA AI):</w:t>
+      </w:r>
+    </w:p>
+    <w:p>
+      <w:pPr>
+        <w:spacing w:after="40"/>
+        <w:ind w:left="240"/>
+      </w:pPr>
+      <w:r>
+        <w:rPr>
+          <w:color w:val="0F172A"/>
+          <w:sz w:val="21"/>
+          <w:szCs w:val="21"/>
+        </w:rPr>
+        <w:t xml:space="preserve">Đã cập nhật hoàn tất các câu từ trong mẫu email theo đúng yêu cầu:</w:t>
+      </w:r>
+    </w:p>
+    <w:p>
+      <w:pPr>
+        <w:spacing w:after="40"/>
+        <w:ind w:left="240"/>
+      </w:pPr>
+      <w:r>
+        <w:rPr>
+          <w:color w:val="0F172A"/>
+          <w:sz w:val="21"/>
+          <w:szCs w:val="21"/>
+        </w:rPr>
+        <w:t xml:space="preserve">1. '✓ Đưa mã này trực tiếp cho Lễ Tân tại The Shine Fitness &amp; Yoga để nhận vé tập miễn phí!' --&gt; '✓ Đưa mã này cho Lễ Tân tại The Shine Fitness &amp; Yoga để nhận vé tập miễn phí!'</w:t>
+      </w:r>
+    </w:p>
+    <w:p>
+      <w:pPr>
+        <w:spacing w:after="40"/>
+        <w:ind w:left="240"/>
+      </w:pPr>
+      <w:r>
+        <w:rPr>
+          <w:color w:val="0F172A"/>
+          <w:sz w:val="21"/>
+          <w:szCs w:val="21"/>
+        </w:rPr>
+        <w:t xml:space="preserve">2. 'Bộ phận Chăm sóc khách hàng The Shine sẽ gọi điện tư vấn cho bạn trong vòng 15-30 phút tới.' --&gt; 'Bộ phận Chăm sóc khách hàng The Shine sẽ tư vấn cho bạn trong vòng 15-30 phút tới.'</w:t>
+      </w:r>
+    </w:p>
+    <w:p>
+      <w:pPr>
+        <w:spacing w:after="200" w:before="200"/>
+        <w:jc w:val="center"/>
+      </w:pPr>
+      <w:r>
+        <w:rPr>
+          <w:color w:val="94A3B8"/>
+        </w:rPr>
+        <w:t xml:space="preserve">=================================================================================</w:t>
       </w:r>
     </w:p>
     <w:sectPr>
